--- a/agent/templates/main.docx
+++ b/agent/templates/main.docx
@@ -168,7 +168,6 @@
         </w:rPr>
         <w:t xml:space="preserve">  </w:t>
       </w:r>
-      <w:proofErr w:type="gramStart"/>
       <w:r>
         <w:rPr>
           <w:rFonts w:eastAsia="黑体" w:hint="eastAsia"/>
@@ -177,19 +176,228 @@
           <w:szCs w:val="36"/>
           <w:u w:val="single"/>
         </w:rPr>
+        <w:t xml:space="preserve">　　　</w:t>
+      </w:r>
+      <w:r>
+        <w:rPr>
+          <w:rFonts w:eastAsia="黑体"/>
+          <w:color w:val="000000"/>
+          <w:sz w:val="24"/>
+          <w:u w:val="single"/>
+        </w:rPr>
+        <w:t>%%COVER_EXPERIMENT_NAME%%</w:t>
+      </w:r>
+      <w:r>
+        <w:rPr>
+          <w:rFonts w:eastAsia="黑体" w:hint="eastAsia"/>
+          <w:color w:val="000000"/>
+          <w:sz w:val="36"/>
+          <w:szCs w:val="36"/>
+          <w:u w:val="single"/>
+        </w:rPr>
+        <w:t xml:space="preserve">　　　　</w:t>
+      </w:r>
+      <w:r>
+        <w:rPr>
+          <w:rFonts w:eastAsia="黑体" w:hint="eastAsia"/>
+          <w:color w:val="000000"/>
+          <w:sz w:val="36"/>
+          <w:szCs w:val="36"/>
+          <w:u w:val="single"/>
+        </w:rPr>
+        <w:t xml:space="preserve">          </w:t>
+      </w:r>
+      <w:r>
+        <w:rPr>
+          <w:rFonts w:eastAsia="黑体" w:hint="eastAsia"/>
+          <w:color w:val="000000"/>
+          <w:sz w:val="36"/>
+          <w:szCs w:val="36"/>
+          <w:u w:val="single"/>
+        </w:rPr>
+        <w:t xml:space="preserve">　　　</w:t>
+      </w:r>
+    </w:p>
+    <w:p>
+      <w:pPr>
+        <w:spacing w:line="800" w:lineRule="exact"/>
+        <w:rPr>
+          <w:rFonts w:eastAsia="黑体"/>
+          <w:color w:val="000000"/>
+          <w:sz w:val="36"/>
+          <w:szCs w:val="36"/>
+          <w:u w:val="single"/>
+        </w:rPr>
+      </w:pPr>
+      <w:r>
+        <w:rPr>
+          <w:rFonts w:eastAsia="黑体" w:hint="eastAsia"/>
+          <w:color w:val="000000"/>
+          <w:sz w:val="36"/>
+          <w:szCs w:val="36"/>
+        </w:rPr>
+        <w:t>学生姓名</w:t>
+      </w:r>
+      <w:r>
+        <w:rPr>
+          <w:rFonts w:eastAsia="黑体" w:hint="eastAsia"/>
+          <w:color w:val="000000"/>
+          <w:sz w:val="36"/>
+          <w:szCs w:val="36"/>
+        </w:rPr>
+        <w:t xml:space="preserve">  </w:t>
+      </w:r>
+      <w:r>
+        <w:rPr>
+          <w:rFonts w:eastAsia="黑体" w:hint="eastAsia"/>
+          <w:color w:val="000000"/>
+          <w:sz w:val="36"/>
+          <w:szCs w:val="36"/>
+          <w:u w:val="single"/>
+        </w:rPr>
+        <w:t xml:space="preserve">　　　　</w:t>
+      </w:r>
+      <w:r>
+        <w:rPr>
+          <w:rFonts w:eastAsia="黑体"/>
+          <w:color w:val="000000"/>
+          <w:sz w:val="24"/>
+          <w:u w:val="single"/>
+        </w:rPr>
+        <w:t>%%COVER_</w:t>
+      </w:r>
+      <w:r>
+        <w:rPr>
+          <w:rFonts w:eastAsia="黑体" w:hint="eastAsia"/>
+          <w:color w:val="000000"/>
+          <w:sz w:val="24"/>
+          <w:u w:val="single"/>
+        </w:rPr>
+        <w:t>S</w:t>
+      </w:r>
+      <w:r>
+        <w:rPr>
+          <w:rFonts w:eastAsia="黑体"/>
+          <w:color w:val="000000"/>
+          <w:sz w:val="24"/>
+          <w:u w:val="single"/>
+        </w:rPr>
+        <w:t>TUDENT</w:t>
+      </w:r>
+      <w:r>
+        <w:rPr>
+          <w:rFonts w:eastAsia="黑体"/>
+          <w:color w:val="000000"/>
+          <w:sz w:val="24"/>
+          <w:u w:val="single"/>
+        </w:rPr>
+        <w:t>_NAME%%</w:t>
+      </w:r>
+      <w:r>
+        <w:rPr>
+          <w:rFonts w:eastAsia="黑体" w:hint="eastAsia"/>
+          <w:color w:val="000000"/>
+          <w:sz w:val="36"/>
+          <w:szCs w:val="36"/>
+          <w:u w:val="single"/>
+        </w:rPr>
+        <w:t xml:space="preserve">         </w:t>
+      </w:r>
+      <w:r>
+        <w:rPr>
+          <w:rFonts w:eastAsia="黑体" w:hint="eastAsia"/>
+          <w:color w:val="000000"/>
+          <w:sz w:val="36"/>
+          <w:szCs w:val="36"/>
+          <w:u w:val="single"/>
+        </w:rPr>
         <w:t xml:space="preserve">　　　　　</w:t>
       </w:r>
-      <w:proofErr w:type="gramEnd"/>
-      <w:r>
+    </w:p>
+    <w:p>
+      <w:pPr>
+        <w:spacing w:line="800" w:lineRule="exact"/>
         <w:rPr>
           <w:rFonts w:eastAsia="黑体"/>
           <w:color w:val="000000"/>
+          <w:sz w:val="36"/>
+          <w:szCs w:val="36"/>
+          <w:u w:val="single"/>
+        </w:rPr>
+      </w:pPr>
+      <w:r>
+        <w:rPr>
+          <w:rFonts w:eastAsia="黑体" w:hint="eastAsia"/>
+          <w:color w:val="000000"/>
+          <w:sz w:val="36"/>
+          <w:szCs w:val="36"/>
+        </w:rPr>
+        <w:t>学　　号</w:t>
+      </w:r>
+      <w:r>
+        <w:rPr>
+          <w:rFonts w:eastAsia="黑体" w:hint="eastAsia"/>
+          <w:color w:val="000000"/>
+          <w:sz w:val="36"/>
+          <w:szCs w:val="36"/>
+        </w:rPr>
+        <w:t xml:space="preserve">  </w:t>
+      </w:r>
+      <w:r>
+        <w:rPr>
+          <w:rFonts w:eastAsia="黑体" w:hint="eastAsia"/>
+          <w:color w:val="000000"/>
+          <w:sz w:val="36"/>
+          <w:szCs w:val="36"/>
+          <w:u w:val="single"/>
+        </w:rPr>
+        <w:t xml:space="preserve">　　　　</w:t>
+      </w:r>
+      <w:r>
+        <w:rPr>
+          <w:rFonts w:eastAsia="黑体"/>
+          <w:color w:val="000000"/>
           <w:sz w:val="24"/>
           <w:u w:val="single"/>
         </w:rPr>
-        <w:t>%%COVER_EXPERIMENT_NAME%%</w:t>
-      </w:r>
-      <w:proofErr w:type="gramStart"/>
+        <w:t>%%COVER_</w:t>
+      </w:r>
+      <w:r>
+        <w:rPr>
+          <w:rFonts w:eastAsia="黑体"/>
+          <w:color w:val="000000"/>
+          <w:sz w:val="24"/>
+          <w:u w:val="single"/>
+        </w:rPr>
+        <w:t>STUDENT</w:t>
+      </w:r>
+      <w:r>
+        <w:rPr>
+          <w:rFonts w:eastAsia="黑体"/>
+          <w:color w:val="000000"/>
+          <w:sz w:val="24"/>
+          <w:u w:val="single"/>
+        </w:rPr>
+        <w:t>_</w:t>
+      </w:r>
+      <w:r>
+        <w:rPr>
+          <w:rFonts w:eastAsia="黑体"/>
+          <w:color w:val="000000"/>
+          <w:sz w:val="24"/>
+          <w:u w:val="single"/>
+        </w:rPr>
+        <w:t>ID</w:t>
+      </w:r>
+      <w:r>
+        <w:rPr>
+          <w:rFonts w:eastAsia="黑体"/>
+          <w:color w:val="000000"/>
+          <w:sz w:val="24"/>
+          <w:u w:val="single"/>
+        </w:rPr>
+        <w:t>%%</w:t>
+      </w:r>
       <w:r>
         <w:rPr>
           <w:rFonts w:eastAsia="黑体" w:hint="eastAsia"/>
@@ -198,9 +406,8 @@
           <w:szCs w:val="36"/>
           <w:u w:val="single"/>
         </w:rPr>
-        <w:t xml:space="preserve">　　　　</w:t>
-      </w:r>
-      <w:proofErr w:type="gramEnd"/>
+        <w:t xml:space="preserve">      </w:t>
+      </w:r>
       <w:r>
         <w:rPr>
           <w:rFonts w:eastAsia="黑体" w:hint="eastAsia"/>
@@ -209,30 +416,149 @@
           <w:szCs w:val="36"/>
           <w:u w:val="single"/>
         </w:rPr>
-        <w:t xml:space="preserve">          </w:t>
-      </w:r>
+        <w:t xml:space="preserve">　　　　　　</w:t>
+      </w:r>
+    </w:p>
+    <w:p>
+      <w:pPr>
+        <w:spacing w:line="800" w:lineRule="exact"/>
+        <w:rPr>
+          <w:rFonts w:eastAsia="黑体"/>
+          <w:color w:val="000000"/>
+          <w:sz w:val="36"/>
+          <w:szCs w:val="36"/>
+        </w:rPr>
+      </w:pPr>
       <w:r>
         <w:rPr>
           <w:rFonts w:eastAsia="黑体" w:hint="eastAsia"/>
           <w:color w:val="000000"/>
           <w:sz w:val="36"/>
           <w:szCs w:val="36"/>
-          <w:u w:val="single"/>
-        </w:rPr>
-        <w:t xml:space="preserve">　　</w:t>
-      </w:r>
-      <w:proofErr w:type="gramStart"/>
+        </w:rPr>
+        <w:t>组</w:t>
+      </w:r>
       <w:r>
         <w:rPr>
           <w:rFonts w:eastAsia="黑体" w:hint="eastAsia"/>
           <w:color w:val="000000"/>
           <w:sz w:val="36"/>
           <w:szCs w:val="36"/>
-          <w:u w:val="single"/>
-        </w:rPr>
-        <w:t xml:space="preserve">　</w:t>
-      </w:r>
-      <w:proofErr w:type="gramEnd"/>
+        </w:rPr>
+        <w:t xml:space="preserve"> </w:t>
+      </w:r>
+      <w:r>
+        <w:rPr>
+          <w:rFonts w:eastAsia="黑体"/>
+          <w:color w:val="000000"/>
+          <w:sz w:val="36"/>
+          <w:szCs w:val="36"/>
+        </w:rPr>
+        <w:t xml:space="preserve">   </w:t>
+      </w:r>
+      <w:r>
+        <w:rPr>
+          <w:rFonts w:eastAsia="黑体" w:hint="eastAsia"/>
+          <w:color w:val="000000"/>
+          <w:sz w:val="36"/>
+          <w:szCs w:val="36"/>
+        </w:rPr>
+        <w:t>号</w:t>
+      </w:r>
+      <w:r>
+        <w:rPr>
+          <w:rFonts w:eastAsia="黑体" w:hint="eastAsia"/>
+          <w:color w:val="000000"/>
+          <w:sz w:val="36"/>
+          <w:szCs w:val="36"/>
+        </w:rPr>
+        <w:t xml:space="preserve">  </w:t>
+      </w:r>
+      <w:r>
+        <w:rPr>
+          <w:rFonts w:eastAsia="黑体" w:hint="eastAsia"/>
+          <w:color w:val="000000"/>
+          <w:sz w:val="36"/>
+          <w:szCs w:val="36"/>
+          <w:u w:val="single"/>
+        </w:rPr>
+        <w:t xml:space="preserve">　　　</w:t>
+      </w:r>
+      <w:r>
+        <w:rPr>
+          <w:rFonts w:eastAsia="黑体"/>
+          <w:color w:val="000000"/>
+          <w:sz w:val="36"/>
+          <w:szCs w:val="36"/>
+          <w:u w:val="single"/>
+        </w:rPr>
+        <w:t xml:space="preserve"> </w:t>
+      </w:r>
+      <w:r>
+        <w:rPr>
+          <w:rFonts w:eastAsia="黑体"/>
+          <w:color w:val="000000"/>
+          <w:sz w:val="24"/>
+          <w:u w:val="single"/>
+        </w:rPr>
+        <w:t>%%COVER_</w:t>
+      </w:r>
+      <w:r>
+        <w:rPr>
+          <w:rFonts w:eastAsia="黑体"/>
+          <w:color w:val="000000"/>
+          <w:sz w:val="24"/>
+          <w:u w:val="single"/>
+        </w:rPr>
+        <w:t>TEAM</w:t>
+      </w:r>
+      <w:r>
+        <w:rPr>
+          <w:rFonts w:eastAsia="黑体"/>
+          <w:color w:val="000000"/>
+          <w:sz w:val="24"/>
+          <w:u w:val="single"/>
+        </w:rPr>
+        <w:t>_N</w:t>
+      </w:r>
+      <w:r>
+        <w:rPr>
+          <w:rFonts w:eastAsia="黑体"/>
+          <w:color w:val="000000"/>
+          <w:sz w:val="24"/>
+          <w:u w:val="single"/>
+        </w:rPr>
+        <w:t>UMBER</w:t>
+      </w:r>
+      <w:r>
+        <w:rPr>
+          <w:rFonts w:eastAsia="黑体"/>
+          <w:color w:val="000000"/>
+          <w:sz w:val="24"/>
+          <w:u w:val="single"/>
+        </w:rPr>
+        <w:t>%%</w:t>
+      </w:r>
+      <w:r>
+        <w:rPr>
+          <w:rFonts w:eastAsia="黑体" w:hint="eastAsia"/>
+          <w:color w:val="000000"/>
+          <w:sz w:val="36"/>
+          <w:szCs w:val="36"/>
+          <w:u w:val="single"/>
+        </w:rPr>
+        <w:t xml:space="preserve">     </w:t>
+      </w:r>
+      <w:r>
+        <w:rPr>
+          <w:rFonts w:eastAsia="黑体" w:hint="eastAsia"/>
+          <w:color w:val="000000"/>
+          <w:sz w:val="36"/>
+          <w:szCs w:val="36"/>
+          <w:u w:val="single"/>
+        </w:rPr>
+        <w:t xml:space="preserve">　　　　　　</w:t>
+      </w:r>
     </w:p>
     <w:p>
       <w:pPr>
@@ -252,7 +578,7 @@
           <w:sz w:val="36"/>
           <w:szCs w:val="36"/>
         </w:rPr>
-        <w:t>学生姓名</w:t>
+        <w:t>实验日期</w:t>
       </w:r>
       <w:r>
         <w:rPr>
@@ -263,7 +589,6 @@
         </w:rPr>
         <w:t xml:space="preserve">  </w:t>
       </w:r>
-      <w:proofErr w:type="gramStart"/>
       <w:r>
         <w:rPr>
           <w:rFonts w:eastAsia="黑体" w:hint="eastAsia"/>
@@ -272,260 +597,55 @@
           <w:szCs w:val="36"/>
           <w:u w:val="single"/>
         </w:rPr>
+        <w:t xml:space="preserve">　　　</w:t>
+      </w:r>
+      <w:r>
+        <w:rPr>
+          <w:rFonts w:eastAsia="黑体"/>
+          <w:color w:val="000000"/>
+          <w:sz w:val="24"/>
+          <w:u w:val="single"/>
+        </w:rPr>
+        <w:t>%%COVER_EXPERIMENT_</w:t>
+      </w:r>
+      <w:r>
+        <w:rPr>
+          <w:rFonts w:eastAsia="黑体"/>
+          <w:color w:val="000000"/>
+          <w:sz w:val="24"/>
+          <w:u w:val="single"/>
+        </w:rPr>
+        <w:t>DATA</w:t>
+      </w:r>
+      <w:r>
+        <w:rPr>
+          <w:rFonts w:eastAsia="黑体"/>
+          <w:color w:val="000000"/>
+          <w:sz w:val="24"/>
+          <w:u w:val="single"/>
+        </w:rPr>
+        <w:t>%%</w:t>
+      </w:r>
+      <w:r>
+        <w:rPr>
+          <w:rFonts w:eastAsia="黑体" w:hint="eastAsia"/>
+          <w:color w:val="000000"/>
+          <w:sz w:val="36"/>
+          <w:szCs w:val="36"/>
+          <w:u w:val="single"/>
+        </w:rPr>
+        <w:t xml:space="preserve">       </w:t>
+      </w:r>
+      <w:r>
+        <w:rPr>
+          <w:rFonts w:eastAsia="黑体" w:hint="eastAsia"/>
+          <w:color w:val="000000"/>
+          <w:sz w:val="36"/>
+          <w:szCs w:val="36"/>
+          <w:u w:val="single"/>
+        </w:rPr>
         <w:t xml:space="preserve">　　　　　　　</w:t>
       </w:r>
-      <w:proofErr w:type="gramEnd"/>
-      <w:r>
-        <w:rPr>
-          <w:rFonts w:eastAsia="黑体" w:hint="eastAsia"/>
-          <w:color w:val="000000"/>
-          <w:sz w:val="36"/>
-          <w:szCs w:val="36"/>
-          <w:u w:val="single"/>
-        </w:rPr>
-        <w:t xml:space="preserve">          </w:t>
-      </w:r>
-      <w:proofErr w:type="gramStart"/>
-      <w:r>
-        <w:rPr>
-          <w:rFonts w:eastAsia="黑体" w:hint="eastAsia"/>
-          <w:color w:val="000000"/>
-          <w:sz w:val="36"/>
-          <w:szCs w:val="36"/>
-          <w:u w:val="single"/>
-        </w:rPr>
-        <w:t xml:space="preserve">　　　　　</w:t>
-      </w:r>
-      <w:proofErr w:type="gramEnd"/>
-    </w:p>
-    <w:p>
-      <w:pPr>
-        <w:spacing w:line="800" w:lineRule="exact"/>
-        <w:rPr>
-          <w:rFonts w:eastAsia="黑体"/>
-          <w:color w:val="000000"/>
-          <w:sz w:val="36"/>
-          <w:szCs w:val="36"/>
-          <w:u w:val="single"/>
-        </w:rPr>
-      </w:pPr>
-      <w:proofErr w:type="gramStart"/>
-      <w:r>
-        <w:rPr>
-          <w:rFonts w:eastAsia="黑体" w:hint="eastAsia"/>
-          <w:color w:val="000000"/>
-          <w:sz w:val="36"/>
-          <w:szCs w:val="36"/>
-        </w:rPr>
-        <w:t xml:space="preserve">学　　</w:t>
-      </w:r>
-      <w:proofErr w:type="gramEnd"/>
-      <w:r>
-        <w:rPr>
-          <w:rFonts w:eastAsia="黑体" w:hint="eastAsia"/>
-          <w:color w:val="000000"/>
-          <w:sz w:val="36"/>
-          <w:szCs w:val="36"/>
-        </w:rPr>
-        <w:t>号</w:t>
-      </w:r>
-      <w:r>
-        <w:rPr>
-          <w:rFonts w:eastAsia="黑体" w:hint="eastAsia"/>
-          <w:color w:val="000000"/>
-          <w:sz w:val="36"/>
-          <w:szCs w:val="36"/>
-        </w:rPr>
-        <w:t xml:space="preserve">  </w:t>
-      </w:r>
-      <w:proofErr w:type="gramStart"/>
-      <w:r>
-        <w:rPr>
-          <w:rFonts w:eastAsia="黑体" w:hint="eastAsia"/>
-          <w:color w:val="000000"/>
-          <w:sz w:val="36"/>
-          <w:szCs w:val="36"/>
-          <w:u w:val="single"/>
-        </w:rPr>
-        <w:t xml:space="preserve">　　　　　　</w:t>
-      </w:r>
-      <w:proofErr w:type="gramEnd"/>
-      <w:r>
-        <w:rPr>
-          <w:rFonts w:eastAsia="黑体" w:hint="eastAsia"/>
-          <w:color w:val="000000"/>
-          <w:sz w:val="36"/>
-          <w:szCs w:val="36"/>
-          <w:u w:val="single"/>
-        </w:rPr>
-        <w:t xml:space="preserve">          </w:t>
-      </w:r>
-      <w:proofErr w:type="gramStart"/>
-      <w:r>
-        <w:rPr>
-          <w:rFonts w:eastAsia="黑体" w:hint="eastAsia"/>
-          <w:color w:val="000000"/>
-          <w:sz w:val="36"/>
-          <w:szCs w:val="36"/>
-          <w:u w:val="single"/>
-        </w:rPr>
-        <w:t xml:space="preserve">　　　　　　</w:t>
-      </w:r>
-      <w:proofErr w:type="gramEnd"/>
-    </w:p>
-    <w:p>
-      <w:pPr>
-        <w:spacing w:line="800" w:lineRule="exact"/>
-        <w:rPr>
-          <w:rFonts w:eastAsia="黑体"/>
-          <w:color w:val="000000"/>
-          <w:sz w:val="36"/>
-          <w:szCs w:val="36"/>
-        </w:rPr>
-      </w:pPr>
-      <w:r>
-        <w:rPr>
-          <w:rFonts w:eastAsia="黑体" w:hint="eastAsia"/>
-          <w:color w:val="000000"/>
-          <w:sz w:val="36"/>
-          <w:szCs w:val="36"/>
-        </w:rPr>
-        <w:t>组</w:t>
-      </w:r>
-      <w:r>
-        <w:rPr>
-          <w:rFonts w:eastAsia="黑体" w:hint="eastAsia"/>
-          <w:color w:val="000000"/>
-          <w:sz w:val="36"/>
-          <w:szCs w:val="36"/>
-        </w:rPr>
-        <w:t xml:space="preserve"> </w:t>
-      </w:r>
-      <w:r>
-        <w:rPr>
-          <w:rFonts w:eastAsia="黑体"/>
-          <w:color w:val="000000"/>
-          <w:sz w:val="36"/>
-          <w:szCs w:val="36"/>
-        </w:rPr>
-        <w:t xml:space="preserve">   </w:t>
-      </w:r>
-      <w:r>
-        <w:rPr>
-          <w:rFonts w:eastAsia="黑体" w:hint="eastAsia"/>
-          <w:color w:val="000000"/>
-          <w:sz w:val="36"/>
-          <w:szCs w:val="36"/>
-        </w:rPr>
-        <w:t>号</w:t>
-      </w:r>
-      <w:r>
-        <w:rPr>
-          <w:rFonts w:eastAsia="黑体" w:hint="eastAsia"/>
-          <w:color w:val="000000"/>
-          <w:sz w:val="36"/>
-          <w:szCs w:val="36"/>
-        </w:rPr>
-        <w:t xml:space="preserve">  </w:t>
-      </w:r>
-      <w:proofErr w:type="gramStart"/>
-      <w:r>
-        <w:rPr>
-          <w:rFonts w:eastAsia="黑体" w:hint="eastAsia"/>
-          <w:color w:val="000000"/>
-          <w:sz w:val="36"/>
-          <w:szCs w:val="36"/>
-          <w:u w:val="single"/>
-        </w:rPr>
-        <w:t xml:space="preserve">　　　　　　</w:t>
-      </w:r>
-      <w:proofErr w:type="gramEnd"/>
-      <w:r>
-        <w:rPr>
-          <w:rFonts w:eastAsia="黑体" w:hint="eastAsia"/>
-          <w:color w:val="000000"/>
-          <w:sz w:val="36"/>
-          <w:szCs w:val="36"/>
-          <w:u w:val="single"/>
-        </w:rPr>
-        <w:t xml:space="preserve">          </w:t>
-      </w:r>
-      <w:proofErr w:type="gramStart"/>
-      <w:r>
-        <w:rPr>
-          <w:rFonts w:eastAsia="黑体" w:hint="eastAsia"/>
-          <w:color w:val="000000"/>
-          <w:sz w:val="36"/>
-          <w:szCs w:val="36"/>
-          <w:u w:val="single"/>
-        </w:rPr>
-        <w:t xml:space="preserve">　　　　　　</w:t>
-      </w:r>
-      <w:proofErr w:type="gramEnd"/>
-    </w:p>
-    <w:p>
-      <w:pPr>
-        <w:spacing w:line="800" w:lineRule="exact"/>
-        <w:rPr>
-          <w:rFonts w:eastAsia="黑体"/>
-          <w:color w:val="000000"/>
-          <w:sz w:val="36"/>
-          <w:szCs w:val="36"/>
-          <w:u w:val="single"/>
-        </w:rPr>
-      </w:pPr>
-      <w:r>
-        <w:rPr>
-          <w:rFonts w:eastAsia="黑体" w:hint="eastAsia"/>
-          <w:color w:val="000000"/>
-          <w:sz w:val="36"/>
-          <w:szCs w:val="36"/>
-        </w:rPr>
-        <w:t>实验日期</w:t>
-      </w:r>
-      <w:r>
-        <w:rPr>
-          <w:rFonts w:eastAsia="黑体" w:hint="eastAsia"/>
-          <w:color w:val="000000"/>
-          <w:sz w:val="36"/>
-          <w:szCs w:val="36"/>
-        </w:rPr>
-        <w:t xml:space="preserve">  </w:t>
-      </w:r>
-      <w:proofErr w:type="gramStart"/>
-      <w:r>
-        <w:rPr>
-          <w:rFonts w:eastAsia="黑体" w:hint="eastAsia"/>
-          <w:color w:val="000000"/>
-          <w:sz w:val="36"/>
-          <w:szCs w:val="36"/>
-          <w:u w:val="single"/>
-        </w:rPr>
-        <w:t xml:space="preserve">　　　　　</w:t>
-      </w:r>
-      <w:proofErr w:type="gramEnd"/>
-      <w:r>
-        <w:rPr>
-          <w:rFonts w:eastAsia="黑体" w:hint="eastAsia"/>
-          <w:color w:val="000000"/>
-          <w:sz w:val="36"/>
-          <w:szCs w:val="36"/>
-          <w:u w:val="single"/>
-        </w:rPr>
-        <w:t xml:space="preserve">          </w:t>
-      </w:r>
-      <w:proofErr w:type="gramStart"/>
-      <w:r>
-        <w:rPr>
-          <w:rFonts w:eastAsia="黑体" w:hint="eastAsia"/>
-          <w:color w:val="000000"/>
-          <w:sz w:val="36"/>
-          <w:szCs w:val="36"/>
-          <w:u w:val="single"/>
-        </w:rPr>
-        <w:t xml:space="preserve">　　　　　　　</w:t>
-      </w:r>
-      <w:proofErr w:type="gramEnd"/>
     </w:p>
     <w:p>
       <w:pPr>
@@ -1150,36 +1270,116 @@
         <w:spacing w:line="800" w:lineRule="exact"/>
         <w:jc w:val="center"/>
         <w:rPr>
+          <w:rFonts w:ascii="黑体" w:eastAsia="黑体" w:hAnsi="黑体"/>
+          <w:b/>
+          <w:sz w:val="28"/>
+          <w:szCs w:val="28"/>
+        </w:rPr>
+      </w:pPr>
+      <w:r>
+        <w:rPr>
           <w:rFonts w:ascii="黑体" w:eastAsia="黑体" w:hAnsi="黑体" w:hint="eastAsia"/>
           <w:b/>
           <w:sz w:val="28"/>
           <w:szCs w:val="28"/>
         </w:rPr>
+        <w:t>实验名称</w:t>
+      </w:r>
+    </w:p>
+    <w:p>
+      <w:pPr>
+        <w:spacing w:line="400" w:lineRule="exact"/>
+        <w:rPr>
+          <w:rFonts w:ascii="黑体" w:eastAsia="黑体" w:hAnsi="黑体"/>
+          <w:b/>
+        </w:rPr>
       </w:pPr>
       <w:r>
         <w:rPr>
           <w:rFonts w:ascii="黑体" w:eastAsia="黑体" w:hAnsi="黑体" w:hint="eastAsia"/>
           <w:b/>
-          <w:sz w:val="28"/>
-          <w:szCs w:val="28"/>
-        </w:rPr>
-        <w:t>实验名称</w:t>
+        </w:rPr>
+        <w:t>实验目的</w:t>
       </w:r>
     </w:p>
     <w:p>
       <w:pPr>
         <w:spacing w:line="400" w:lineRule="exact"/>
+      </w:pPr>
+    </w:p>
+    <w:p>
+      <w:pPr>
+        <w:spacing w:line="400" w:lineRule="exact"/>
+      </w:pPr>
+    </w:p>
+    <w:p>
+      <w:pPr>
+        <w:spacing w:line="400" w:lineRule="exact"/>
+      </w:pPr>
+    </w:p>
+    <w:p>
+      <w:pPr>
+        <w:spacing w:line="400" w:lineRule="exact"/>
+        <w:rPr>
+          <w:rFonts w:ascii="黑体" w:eastAsia="黑体" w:hAnsi="黑体"/>
+          <w:b/>
+        </w:rPr>
+      </w:pPr>
+      <w:r>
         <w:rPr>
           <w:rFonts w:ascii="黑体" w:eastAsia="黑体" w:hAnsi="黑体" w:hint="eastAsia"/>
           <w:b/>
         </w:rPr>
+        <w:t>实验原理</w:t>
+      </w:r>
+    </w:p>
+    <w:p>
+      <w:pPr>
+        <w:spacing w:line="400" w:lineRule="exact"/>
+      </w:pPr>
+      <w:r>
+        <w:rPr>
+          <w:rFonts w:hint="eastAsia"/>
+        </w:rPr>
+        <w:t>（请对实验原理做简要概述，需要包含必要的原理图、公式等，不超过</w:t>
+      </w:r>
+      <w:r>
+        <w:rPr>
+          <w:rFonts w:hint="eastAsia"/>
+        </w:rPr>
+        <w:t>300</w:t>
+      </w:r>
+      <w:r>
+        <w:rPr>
+          <w:rFonts w:hint="eastAsia"/>
+        </w:rPr>
+        <w:t>字。）</w:t>
+      </w:r>
+    </w:p>
+    <w:p>
+      <w:pPr>
+        <w:spacing w:line="400" w:lineRule="exact"/>
+      </w:pPr>
+    </w:p>
+    <w:p>
+      <w:pPr>
+        <w:spacing w:line="400" w:lineRule="exact"/>
+      </w:pPr>
+    </w:p>
+    <w:p>
+      <w:pPr>
+        <w:spacing w:line="400" w:lineRule="exact"/>
+        <w:rPr>
+          <w:rFonts w:ascii="黑体" w:eastAsia="黑体" w:hAnsi="黑体"/>
+          <w:b/>
+        </w:rPr>
       </w:pPr>
       <w:r>
         <w:rPr>
           <w:rFonts w:ascii="黑体" w:eastAsia="黑体" w:hAnsi="黑体" w:hint="eastAsia"/>
           <w:b/>
         </w:rPr>
-        <w:t>实验目的</w:t>
+        <w:t>实验内容</w:t>
       </w:r>
     </w:p>
     <w:p>
@@ -1200,41 +1400,54 @@
     <w:p>
       <w:pPr>
         <w:spacing w:line="400" w:lineRule="exact"/>
+        <w:rPr>
+          <w:rFonts w:ascii="黑体" w:eastAsia="黑体" w:hAnsi="黑体"/>
+          <w:b/>
+        </w:rPr>
+      </w:pPr>
+      <w:r>
         <w:rPr>
           <w:rFonts w:ascii="黑体" w:eastAsia="黑体" w:hAnsi="黑体" w:hint="eastAsia"/>
           <w:b/>
         </w:rPr>
+        <w:t>实验仪器</w:t>
+      </w:r>
+    </w:p>
+    <w:p>
+      <w:pPr>
+        <w:spacing w:line="400" w:lineRule="exact"/>
+      </w:pPr>
+    </w:p>
+    <w:p>
+      <w:pPr>
+        <w:spacing w:line="400" w:lineRule="exact"/>
+      </w:pPr>
+    </w:p>
+    <w:p>
+      <w:pPr>
+        <w:spacing w:line="400" w:lineRule="exact"/>
+      </w:pPr>
+    </w:p>
+    <w:p>
+      <w:pPr>
+        <w:spacing w:line="400" w:lineRule="exact"/>
+        <w:rPr>
+          <w:rFonts w:ascii="黑体" w:eastAsia="黑体" w:hAnsi="黑体"/>
+          <w:b/>
+        </w:rPr>
       </w:pPr>
       <w:r>
         <w:rPr>
           <w:rFonts w:ascii="黑体" w:eastAsia="黑体" w:hAnsi="黑体" w:hint="eastAsia"/>
           <w:b/>
         </w:rPr>
-        <w:t>实验原理</w:t>
+        <w:t>数据记录处理</w:t>
       </w:r>
     </w:p>
     <w:p>
       <w:pPr>
         <w:spacing w:line="400" w:lineRule="exact"/>
       </w:pPr>
-      <w:r>
-        <w:rPr>
-          <w:rFonts w:hint="eastAsia"/>
-        </w:rPr>
-        <w:t>（请对实验原理做简要概述，需要包含必要的原理图、公式等，不超过</w:t>
-      </w:r>
-      <w:r>
-        <w:rPr>
-          <w:rFonts w:hint="eastAsia"/>
-        </w:rPr>
-        <w:t>300</w:t>
-      </w:r>
-      <w:r>
-        <w:rPr>
-          <w:rFonts w:hint="eastAsia"/>
-        </w:rPr>
-        <w:t>字。）</w:t>
-      </w:r>
     </w:p>
     <w:p>
       <w:pPr>
@@ -1249,17 +1462,17 @@
     <w:p>
       <w:pPr>
         <w:spacing w:line="400" w:lineRule="exact"/>
+        <w:rPr>
+          <w:rFonts w:ascii="黑体" w:eastAsia="黑体" w:hAnsi="黑体"/>
+          <w:b/>
+        </w:rPr>
+      </w:pPr>
+      <w:r>
         <w:rPr>
           <w:rFonts w:ascii="黑体" w:eastAsia="黑体" w:hAnsi="黑体" w:hint="eastAsia"/>
           <w:b/>
         </w:rPr>
-      </w:pPr>
-      <w:r>
-        <w:rPr>
-          <w:rFonts w:ascii="黑体" w:eastAsia="黑体" w:hAnsi="黑体" w:hint="eastAsia"/>
-          <w:b/>
-        </w:rPr>
-        <w:t>实验内容</w:t>
+        <w:t>讨论与分析</w:t>
       </w:r>
     </w:p>
     <w:p>
@@ -1280,106 +1493,13 @@
     <w:p>
       <w:pPr>
         <w:spacing w:line="400" w:lineRule="exact"/>
-        <w:rPr>
-          <w:rFonts w:ascii="黑体" w:eastAsia="黑体" w:hAnsi="黑体" w:hint="eastAsia"/>
-          <w:b/>
-        </w:rPr>
-      </w:pPr>
-      <w:r>
-        <w:rPr>
-          <w:rFonts w:ascii="黑体" w:eastAsia="黑体" w:hAnsi="黑体" w:hint="eastAsia"/>
-          <w:b/>
-        </w:rPr>
-        <w:t>实验仪器</w:t>
-      </w:r>
+      </w:pPr>
     </w:p>
     <w:p>
       <w:pPr>
         <w:spacing w:line="400" w:lineRule="exact"/>
-      </w:pPr>
-    </w:p>
-    <w:p>
-      <w:pPr>
-        <w:spacing w:line="400" w:lineRule="exact"/>
-      </w:pPr>
-    </w:p>
-    <w:p>
-      <w:pPr>
-        <w:spacing w:line="400" w:lineRule="exact"/>
-      </w:pPr>
-    </w:p>
-    <w:p>
-      <w:pPr>
-        <w:spacing w:line="400" w:lineRule="exact"/>
-        <w:rPr>
-          <w:rFonts w:ascii="黑体" w:eastAsia="黑体" w:hAnsi="黑体" w:hint="eastAsia"/>
-          <w:b/>
-        </w:rPr>
-      </w:pPr>
-      <w:r>
-        <w:rPr>
-          <w:rFonts w:ascii="黑体" w:eastAsia="黑体" w:hAnsi="黑体" w:hint="eastAsia"/>
-          <w:b/>
-        </w:rPr>
-        <w:t>数据记录处理</w:t>
-      </w:r>
-    </w:p>
-    <w:p>
-      <w:pPr>
-        <w:spacing w:line="400" w:lineRule="exact"/>
-      </w:pPr>
-    </w:p>
-    <w:p>
-      <w:pPr>
-        <w:spacing w:line="400" w:lineRule="exact"/>
-      </w:pPr>
-    </w:p>
-    <w:p>
-      <w:pPr>
-        <w:spacing w:line="400" w:lineRule="exact"/>
-      </w:pPr>
-    </w:p>
-    <w:p>
-      <w:pPr>
-        <w:spacing w:line="400" w:lineRule="exact"/>
-        <w:rPr>
-          <w:rFonts w:ascii="黑体" w:eastAsia="黑体" w:hAnsi="黑体" w:hint="eastAsia"/>
-          <w:b/>
-        </w:rPr>
-      </w:pPr>
-      <w:r>
-        <w:rPr>
-          <w:rFonts w:ascii="黑体" w:eastAsia="黑体" w:hAnsi="黑体" w:hint="eastAsia"/>
-          <w:b/>
-        </w:rPr>
-        <w:t>讨论与分析</w:t>
-      </w:r>
-    </w:p>
-    <w:p>
-      <w:pPr>
-        <w:spacing w:line="400" w:lineRule="exact"/>
-      </w:pPr>
-    </w:p>
-    <w:p>
-      <w:pPr>
-        <w:spacing w:line="400" w:lineRule="exact"/>
-      </w:pPr>
-    </w:p>
-    <w:p>
-      <w:pPr>
-        <w:spacing w:line="400" w:lineRule="exact"/>
-      </w:pPr>
-    </w:p>
-    <w:p>
-      <w:pPr>
-        <w:spacing w:line="400" w:lineRule="exact"/>
-      </w:pPr>
-    </w:p>
-    <w:p>
-      <w:pPr>
-        <w:spacing w:line="400" w:lineRule="exact"/>
-        <w:rPr>
-          <w:rFonts w:ascii="黑体" w:eastAsia="黑体" w:hAnsi="黑体" w:hint="eastAsia"/>
+        <w:rPr>
+          <w:rFonts w:ascii="黑体" w:eastAsia="黑体" w:hAnsi="黑体"/>
           <w:b/>
         </w:rPr>
       </w:pPr>
@@ -2126,13 +2246,7 @@
       <w:rPr>
         <w:lang w:val="zh-CN"/>
       </w:rPr>
-      <w:t xml:space="preserve"> </w:t>
-    </w:r>
-    <w:r>
-      <w:rPr>
-        <w:lang w:val="zh-CN"/>
-      </w:rPr>
-      <w:t xml:space="preserve">/ </w:t>
+      <w:t xml:space="preserve"> / </w:t>
     </w:r>
     <w:r>
       <w:rPr>
@@ -2439,7 +2553,7 @@
       <w:pStyle w:val="a6"/>
       <w:jc w:val="center"/>
       <w:rPr>
-        <w:rFonts w:ascii="宋体" w:hAnsi="宋体" w:hint="eastAsia"/>
+        <w:rFonts w:ascii="宋体" w:hAnsi="宋体"/>
       </w:rPr>
     </w:pPr>
     <w:r>
@@ -2549,7 +2663,7 @@
     </w:r>
     <w:r>
       <w:rPr>
-        <w:rFonts w:ascii="宋体" w:hAnsi="宋体" w:hint="eastAsia"/>
+        <w:rFonts w:ascii="宋体" w:hAnsi="宋体"/>
         <w:bCs/>
         <w:noProof/>
       </w:rPr>
@@ -2611,7 +2725,7 @@
       <w:pStyle w:val="a7"/>
       <w:jc w:val="right"/>
       <w:rPr>
-        <w:rFonts w:ascii="仿宋" w:eastAsia="仿宋" w:hAnsi="仿宋" w:hint="eastAsia"/>
+        <w:rFonts w:ascii="仿宋" w:eastAsia="仿宋" w:hAnsi="仿宋"/>
       </w:rPr>
     </w:pPr>
     <w:r>
@@ -2631,7 +2745,7 @@
       <w:pStyle w:val="a7"/>
       <w:jc w:val="right"/>
       <w:rPr>
-        <w:rFonts w:ascii="楷体" w:eastAsia="楷体" w:hAnsi="楷体" w:hint="eastAsia"/>
+        <w:rFonts w:ascii="楷体" w:eastAsia="楷体" w:hAnsi="楷体"/>
       </w:rPr>
     </w:pPr>
   </w:p>
@@ -3060,6 +3174,7 @@
   <w:style w:type="character" w:default="1" w:styleId="a0">
     <w:name w:val="Default Paragraph Font"/>
     <w:uiPriority w:val="1"/>
+    <w:semiHidden/>
     <w:unhideWhenUsed/>
   </w:style>
   <w:style w:type="table" w:default="1" w:styleId="a1">
